--- a/document-templates/anketa-ip.docx
+++ b/document-templates/anketa-ip.docx
@@ -876,9 +876,8 @@
                 <w:sz w:val="16"/>
                 <w:szCs w:val="16"/>
               </w:rPr>
-              <w:t xml:space="preserve">Сведения о причастности к категории публичных должностных лиц (ИПДЛ, МПДЛ, </w:t>
-            </w:r>
-            <w:proofErr w:type="gramStart"/>
+              <w:t>Сведения о причастности к категории публичных должностных лиц (ИПДЛ, МПДЛ, РПДЛ)</w:t>
+            </w:r>
             <w:r>
               <w:rPr>
                 <w:rFonts w:ascii="Times New Roman" w:hAnsi="Times New Roman" w:cs="Times New Roman"/>
@@ -886,21 +885,10 @@
                 <w:snapToGrid w:val="0"/>
                 <w:sz w:val="16"/>
                 <w:szCs w:val="16"/>
-              </w:rPr>
-              <w:t>РПДЛ)</w:t>
-            </w:r>
-            <w:r>
-              <w:rPr>
-                <w:rFonts w:ascii="Times New Roman" w:hAnsi="Times New Roman" w:cs="Times New Roman"/>
-                <w:b/>
-                <w:snapToGrid w:val="0"/>
-                <w:sz w:val="16"/>
-                <w:szCs w:val="16"/>
                 <w:vertAlign w:val="superscript"/>
               </w:rPr>
               <w:t>*</w:t>
             </w:r>
-            <w:proofErr w:type="gramEnd"/>
             <w:r>
               <w:rPr>
                 <w:rFonts w:ascii="Times New Roman" w:hAnsi="Times New Roman" w:cs="Times New Roman"/>
@@ -941,16 +929,7 @@
                 <w:sz w:val="16"/>
                 <w:szCs w:val="16"/>
               </w:rPr>
-              <w:t xml:space="preserve">Причастность к категории публичных должностных лиц (ИПДЛ, МПДЛ, </w:t>
-            </w:r>
-            <w:proofErr w:type="gramStart"/>
-            <w:r>
-              <w:rPr>
-                <w:rFonts w:ascii="Times New Roman" w:hAnsi="Times New Roman" w:cs="Times New Roman"/>
-                <w:sz w:val="16"/>
-                <w:szCs w:val="16"/>
-              </w:rPr>
-              <w:t>РПДЛ)</w:t>
+              <w:t>Причастность к категории публичных должностных лиц (ИПДЛ, МПДЛ, РПДЛ)</w:t>
             </w:r>
             <w:r>
               <w:rPr>
@@ -961,7 +940,6 @@
               </w:rPr>
               <w:t>*</w:t>
             </w:r>
-            <w:proofErr w:type="gramEnd"/>
           </w:p>
         </w:tc>
         <w:tc>
@@ -2905,9 +2883,8 @@
           <w:szCs w:val="16"/>
           <w:u w:val="single"/>
         </w:rPr>
-        <w:t>Индивидуальный предприниматель [Фамилия, имя, отчество (при наличии последнего</w:t>
-      </w:r>
-      <w:proofErr w:type="gramStart"/>
+        <w:t>Индивидуальный предприниматель [Фамилия, имя, отчество (при наличии последнего)]</w:t>
+      </w:r>
       <w:r>
         <w:rPr>
           <w:rFonts w:ascii="Times New Roman" w:hAnsi="Times New Roman" w:cs="Times New Roman"/>
@@ -2915,30 +2892,8 @@
           <w:color w:val="1F497D" w:themeColor="text2"/>
           <w:sz w:val="16"/>
           <w:szCs w:val="16"/>
-          <w:u w:val="single"/>
-        </w:rPr>
-        <w:t>)]</w:t>
-      </w:r>
-      <w:r>
-        <w:rPr>
-          <w:rFonts w:ascii="Times New Roman" w:hAnsi="Times New Roman" w:cs="Times New Roman"/>
-          <w:i/>
-          <w:color w:val="1F497D" w:themeColor="text2"/>
-          <w:sz w:val="16"/>
-          <w:szCs w:val="16"/>
-        </w:rPr>
-        <w:t xml:space="preserve">   </w:t>
-      </w:r>
-      <w:proofErr w:type="gramEnd"/>
-      <w:r>
-        <w:rPr>
-          <w:rFonts w:ascii="Times New Roman" w:hAnsi="Times New Roman" w:cs="Times New Roman"/>
-          <w:i/>
-          <w:color w:val="1F497D" w:themeColor="text2"/>
-          <w:sz w:val="16"/>
-          <w:szCs w:val="16"/>
-        </w:rPr>
-        <w:t xml:space="preserve">      </w:t>
+        </w:rPr>
+        <w:t xml:space="preserve">         </w:t>
       </w:r>
       <w:r>
         <w:rPr>
@@ -3143,7 +3098,57 @@
           <w:szCs w:val="16"/>
         </w:rPr>
         <w:tab/>
-        <w:t xml:space="preserve">__________________________________    _______________________   ______________________ </w:t>
+      </w:r>
+      <w:r>
+        <w:rPr>
+          <w:rFonts w:ascii="Times New Roman" w:hAnsi="Times New Roman" w:cs="Times New Roman"/>
+          <w:b/>
+          <w:bCs/>
+          <w:i/>
+          <w:iCs/>
+          <w:color w:val="1F3864"/>
+          <w:sz w:val="16"/>
+          <w:szCs w:val="16"/>
+        </w:rPr>
+        <w:t xml:space="preserve">Представитель по доверенности 2026Д-К-04 от «01» января 2026 </w:t>
+      </w:r>
+      <w:r>
+        <w:rPr>
+          <w:rFonts w:ascii="Times New Roman" w:hAnsi="Times New Roman" w:cs="Times New Roman"/>
+          <w:i/>
+          <w:iCs/>
+          <w:sz w:val="16"/>
+          <w:szCs w:val="16"/>
+        </w:rPr>
+        <w:t xml:space="preserve">     _______________________   </w:t>
+      </w:r>
+      <w:proofErr w:type="spellStart"/>
+      <w:r>
+        <w:rPr>
+          <w:rFonts w:ascii="Times New Roman" w:hAnsi="Times New Roman" w:cs="Times New Roman"/>
+          <w:b/>
+          <w:bCs/>
+          <w:i/>
+          <w:iCs/>
+          <w:color w:val="1F3864"/>
+          <w:sz w:val="16"/>
+          <w:szCs w:val="16"/>
+        </w:rPr>
+        <w:t>Вегеш</w:t>
+      </w:r>
+      <w:proofErr w:type="spellEnd"/>
+      <w:r>
+        <w:rPr>
+          <w:rFonts w:ascii="Times New Roman" w:hAnsi="Times New Roman" w:cs="Times New Roman"/>
+          <w:b/>
+          <w:bCs/>
+          <w:i/>
+          <w:iCs/>
+          <w:color w:val="1F3864"/>
+          <w:sz w:val="16"/>
+          <w:szCs w:val="16"/>
+        </w:rPr>
+        <w:t xml:space="preserve"> Святослав Михайлович</w:t>
       </w:r>
     </w:p>
     <w:p>
@@ -3151,6 +3156,7 @@
         <w:autoSpaceDE w:val="0"/>
         <w:autoSpaceDN w:val="0"/>
         <w:adjustRightInd w:val="0"/>
+        <w:ind w:left="-284"/>
         <w:jc w:val="both"/>
         <w:rPr>
           <w:rFonts w:ascii="Times New Roman" w:hAnsi="Times New Roman" w:cs="Times New Roman"/>
@@ -3168,9 +3174,8 @@
           <w:sz w:val="16"/>
           <w:szCs w:val="16"/>
         </w:rPr>
-        <w:t xml:space="preserve">      (должность (полностью</w:t>
-      </w:r>
-      <w:proofErr w:type="gramStart"/>
+        <w:t xml:space="preserve">      </w:t>
+      </w:r>
       <w:r>
         <w:rPr>
           <w:rFonts w:ascii="Times New Roman" w:hAnsi="Times New Roman" w:cs="Times New Roman"/>
@@ -3179,9 +3184,8 @@
           <w:sz w:val="16"/>
           <w:szCs w:val="16"/>
         </w:rPr>
-        <w:t xml:space="preserve">))   </w:t>
-      </w:r>
-      <w:proofErr w:type="gramEnd"/>
+        <w:t xml:space="preserve">                                                              </w:t>
+      </w:r>
       <w:r>
         <w:rPr>
           <w:rFonts w:ascii="Times New Roman" w:hAnsi="Times New Roman" w:cs="Times New Roman"/>
@@ -3190,29 +3194,7 @@
           <w:sz w:val="16"/>
           <w:szCs w:val="16"/>
         </w:rPr>
-        <w:t xml:space="preserve">                     </w:t>
-      </w:r>
-      <w:proofErr w:type="gramStart"/>
-      <w:r>
-        <w:rPr>
-          <w:rFonts w:ascii="Times New Roman" w:hAnsi="Times New Roman" w:cs="Times New Roman"/>
-          <w:i/>
-          <w:iCs/>
-          <w:sz w:val="16"/>
-          <w:szCs w:val="16"/>
-        </w:rPr>
-        <w:t xml:space="preserve">   (подпись)   </w:t>
-      </w:r>
-      <w:proofErr w:type="gramEnd"/>
-      <w:r>
-        <w:rPr>
-          <w:rFonts w:ascii="Times New Roman" w:hAnsi="Times New Roman" w:cs="Times New Roman"/>
-          <w:i/>
-          <w:iCs/>
-          <w:sz w:val="16"/>
-          <w:szCs w:val="16"/>
-        </w:rPr>
-        <w:t xml:space="preserve"> М.П.                   (Ф.И.О. (полностью)    </w:t>
+        <w:t xml:space="preserve">(должность (полностью))                           (подпись)    М.П.                   (Ф.И.О. (полностью)    </w:t>
       </w:r>
     </w:p>
     <w:p>
